--- a/docs/defense/docx/Aysegul_Dogan_Slides.docx
+++ b/docs/defense/docx/Aysegul_Dogan_Slides.docx
@@ -2134,82 +2134,43 @@
     </w:p>
     <w:p>
       <w:pPr>
-        <w:pStyle w:val="BlockText"/>
-      </w:pPr>
-      <w:r>
-        <w:t xml:space="preserve">🖼️</w:t>
-      </w:r>
-      <w:r>
-        <w:t xml:space="preserve"> </w:t>
-      </w:r>
-      <w:r>
-        <w:rPr>
-          <w:b/>
-        </w:rPr>
-        <w:t xml:space="preserve">IMAGE —</w:t>
-      </w:r>
-      <w:r>
-        <w:rPr>
-          <w:b/>
-        </w:rPr>
-        <w:t xml:space="preserve"> </w:t>
-      </w:r>
-      <w:r>
-        <w:rPr>
-          <w:b/>
+        <w:pStyle w:val="FirstParagraph"/>
+      </w:pPr>
+      <w:r>
+        <w:rPr>
+          <w:i/>
+        </w:rPr>
+        <w:t xml:space="preserve">(No image — this is the agenda slide; the numbered list is the visual, and the real screens follow. Optional footer line:</w:t>
+      </w:r>
+      <w:r>
+        <w:rPr>
+          <w:i/>
+        </w:rPr>
+        <w:t xml:space="preserve"> </w:t>
+      </w:r>
+      <w:r>
+        <w:rPr>
+          <w:i/>
         </w:rPr>
         <w:t xml:space="preserve">“</w:t>
       </w:r>
       <w:r>
         <w:rPr>
-          <w:b/>
-        </w:rPr>
-        <w:t xml:space="preserve">map</w:t>
-      </w:r>
-      <w:r>
-        <w:rPr>
-          <w:b/>
+          <w:i/>
+        </w:rPr>
+        <w:t xml:space="preserve">Everything below runs client-side, on arbitrary publisher PDFs, fast enough to do all day.</w:t>
+      </w:r>
+      <w:r>
+        <w:rPr>
+          <w:i/>
         </w:rPr>
         <w:t xml:space="preserve">”</w:t>
       </w:r>
       <w:r>
         <w:rPr>
-          <w:b/>
-        </w:rPr>
-        <w:t xml:space="preserve"> </w:t>
-      </w:r>
-      <w:r>
-        <w:rPr>
-          <w:b/>
-        </w:rPr>
-        <w:t xml:space="preserve">slide:</w:t>
-      </w:r>
-      <w:r>
-        <w:t xml:space="preserve"> </w:t>
-      </w:r>
-      <w:r>
-        <w:t xml:space="preserve">seven labelled tiles (a 7-up grid or a numbered roadmap). Optionally a faint thumbnail of the relevant screen behind each tile. This doubles as the agenda for the rest of the talk.</w:t>
-      </w:r>
-      <w:r>
-        <w:t xml:space="preserve"> </w:t>
-      </w:r>
-      <w:r>
-        <w:rPr>
           <w:i/>
         </w:rPr>
-        <w:t xml:space="preserve">Caption:</w:t>
-      </w:r>
-      <w:r>
-        <w:t xml:space="preserve"> </w:t>
-      </w:r>
-      <w:r>
-        <w:t xml:space="preserve">“</w:t>
-      </w:r>
-      <w:r>
-        <w:t xml:space="preserve">Everything below runs client-side, on arbitrary publisher PDFs, fast enough to do all day.</w:t>
-      </w:r>
-      <w:r>
-        <w:t xml:space="preserve">”</w:t>
+        <w:t xml:space="preserve">)</w:t>
       </w:r>
     </w:p>
     <w:p>
@@ -2387,64 +2348,43 @@
     </w:p>
     <w:p>
       <w:pPr>
-        <w:pStyle w:val="BlockText"/>
-      </w:pPr>
-      <w:r>
-        <w:t xml:space="preserve">🖼️</w:t>
-      </w:r>
-      <w:r>
-        <w:t xml:space="preserve"> </w:t>
-      </w:r>
-      <w:r>
-        <w:rPr>
-          <w:b/>
-        </w:rPr>
-        <w:t xml:space="preserve">GÖRSEL:</w:t>
-      </w:r>
-      <w:r>
-        <w:t xml:space="preserve"> </w:t>
-      </w:r>
-      <w:r>
-        <w:t xml:space="preserve">Slide 4’teki</w:t>
-      </w:r>
-      <w:r>
-        <w:t xml:space="preserve"> </w:t>
-      </w:r>
-      <w:r>
+        <w:pStyle w:val="FirstParagraph"/>
+      </w:pPr>
+      <w:r>
+        <w:rPr>
+          <w:i/>
+        </w:rPr>
+        <w:t xml:space="preserve">(Görsel yok — bu ajanda slaytı; numaralı liste zaten görseldir ve gerçek ekranlar sonraki slaytlarda gelir. İsteğe bağlı alt satır:</w:t>
+      </w:r>
+      <w:r>
+        <w:rPr>
+          <w:i/>
+        </w:rPr>
+        <w:t xml:space="preserve"> </w:t>
+      </w:r>
+      <w:r>
+        <w:rPr>
+          <w:i/>
+        </w:rPr>
         <w:t xml:space="preserve">“</w:t>
       </w:r>
       <w:r>
-        <w:t xml:space="preserve">harita</w:t>
-      </w:r>
-      <w:r>
+        <w:rPr>
+          <w:i/>
+        </w:rPr>
+        <w:t xml:space="preserve">Aşağıdakilerin hepsi tarayıcıda, keyfi yayıncı PDF’leri üzerinde, bütün gün çalışacak kadar hızlı işler.</w:t>
+      </w:r>
+      <w:r>
+        <w:rPr>
+          <w:i/>
+        </w:rPr>
         <w:t xml:space="preserve">”</w:t>
       </w:r>
       <w:r>
-        <w:t xml:space="preserve"> </w:t>
-      </w:r>
-      <w:r>
-        <w:t xml:space="preserve">slaytı (yedi etiketli kutu; sunumun geri kalanının ajandası).</w:t>
-      </w:r>
-      <w:r>
-        <w:t xml:space="preserve"> </w:t>
-      </w:r>
-      <w:r>
         <w:rPr>
           <w:i/>
         </w:rPr>
-        <w:t xml:space="preserve">Altyazı:</w:t>
-      </w:r>
-      <w:r>
-        <w:t xml:space="preserve"> </w:t>
-      </w:r>
-      <w:r>
-        <w:t xml:space="preserve">“</w:t>
-      </w:r>
-      <w:r>
-        <w:t xml:space="preserve">Aşağıdakilerin hepsi tarayıcıda, keyfi yayıncı PDF’leri üzerinde, bütün gün çalışacak kadar hızlı işler.</w:t>
-      </w:r>
-      <w:r>
-        <w:t xml:space="preserve">”</w:t>
+        <w:t xml:space="preserve">)</w:t>
       </w:r>
     </w:p>
     <w:p>

--- a/docs/defense/docx/Aysegul_Dogan_Slides.docx
+++ b/docs/defense/docx/Aysegul_Dogan_Slides.docx
@@ -501,7 +501,7 @@
         <w:t xml:space="preserve">“</w:t>
       </w:r>
       <w:r>
-        <w:t xml:space="preserve">OpenNutri Annotator — Vercel’de canlı</w:t>
+        <w:t xml:space="preserve">OpenNutri Annotator — Vercel’de yayında</w:t>
       </w:r>
       <w:r>
         <w:t xml:space="preserve">”</w:t>
@@ -519,7 +519,7 @@
         <w:rPr>
           <w:b/>
         </w:rPr>
-        <w:t xml:space="preserve">OpenNutri — Uzman-Doğrulama Frontend’i</w:t>
+        <w:t xml:space="preserve">OpenNutri — Uzman Doğrulama Frontend’i</w:t>
       </w:r>
     </w:p>
     <w:p>
@@ -552,7 +552,7 @@
         <w:rPr>
           <w:i/>
         </w:rPr>
-        <w:t xml:space="preserve">Etiketleyici uygulamanın tamamını ben kurdum — yapay zekânın ham tahminlerinin güvenilir besin verisine dönüştüğü yer.</w:t>
+        <w:t xml:space="preserve">Etiketleyici uygulamanın tamamını ben geliştirdim — yapay zekânın ham tahminlerinin güvenilir besin verisine dönüştüğü yer.</w:t>
       </w:r>
       <w:r>
         <w:rPr>
@@ -935,7 +935,7 @@
         <w:t xml:space="preserve"> </w:t>
       </w:r>
       <w:r>
-        <w:t xml:space="preserve">kurulur: uzman makaleyi okur, doğru tabloyu bulur, her sayıyı tek tek veritabanına yazar.</w:t>
+        <w:t xml:space="preserve">üretiliyor: uzman makaleyi okur, doğru tabloyu bulur, her sayıyı tek tek veritabanına yazar.</w:t>
       </w:r>
     </w:p>
     <w:p>
@@ -971,7 +971,7 @@
         <w:rPr>
           <w:b/>
         </w:rPr>
-        <w:t xml:space="preserve">eskir</w:t>
+        <w:t xml:space="preserve">güncelliğini yitirir</w:t>
       </w:r>
       <w:r>
         <w:t xml:space="preserve">.</w:t>
@@ -986,7 +986,7 @@
         <w:pStyle w:val="Compact"/>
       </w:pPr>
       <w:r>
-        <w:t xml:space="preserve">Veri zaten mevcut —</w:t>
+        <w:t xml:space="preserve">Veri zaten var —</w:t>
       </w:r>
       <w:r>
         <w:t xml:space="preserve"> </w:t>
@@ -1001,7 +1001,7 @@
         <w:t xml:space="preserve"> </w:t>
       </w:r>
       <w:r>
-        <w:t xml:space="preserve">— ama yapısız PDF’lerin içinde kilitli.</w:t>
+        <w:t xml:space="preserve">— ama yapısı belirsiz PDF’lerin içine gömülü.</w:t>
       </w:r>
     </w:p>
     <w:p>
@@ -1013,22 +1013,22 @@
         <w:pStyle w:val="Compact"/>
       </w:pPr>
       <w:r>
-        <w:t xml:space="preserve">Ve bir yapay zekâya denetimsiz okutamazsınız: bir etikette güvenilemeyecek kadar</w:t>
-      </w:r>
-      <w:r>
-        <w:t xml:space="preserve"> </w:t>
-      </w:r>
-      <w:r>
-        <w:rPr>
-          <w:b/>
-        </w:rPr>
-        <w:t xml:space="preserve">çok yanlış sayı</w:t>
-      </w:r>
-      <w:r>
-        <w:t xml:space="preserve"> </w:t>
-      </w:r>
-      <w:r>
-        <w:t xml:space="preserve">üretir.</w:t>
+        <w:t xml:space="preserve">Bir yapay zekâya da denetimsiz okutamazsınız: bir etikette güvenilemeyecek kadar</w:t>
+      </w:r>
+      <w:r>
+        <w:t xml:space="preserve"> </w:t>
+      </w:r>
+      <w:r>
+        <w:rPr>
+          <w:b/>
+        </w:rPr>
+        <w:t xml:space="preserve">çok hatalı sayı</w:t>
+      </w:r>
+      <w:r>
+        <w:t xml:space="preserve"> </w:t>
+      </w:r>
+      <w:r>
+        <w:t xml:space="preserve">çıkar.</w:t>
       </w:r>
     </w:p>
     <w:p>
@@ -1405,7 +1405,7 @@
         <w:rPr>
           <w:b/>
         </w:rPr>
-        <w:t xml:space="preserve">yapay zekâ makaleyi okuyup sayıları önerir; insan, yapay zekânın emin olmadıklarını doğrular</w:t>
+        <w:t xml:space="preserve">yapay zekâ makaleyi okuyup sayıları önerir; insan yalnızca yapay zekânın emin olmadıklarını doğrular</w:t>
       </w:r>
       <w:r>
         <w:t xml:space="preserve"> </w:t>
@@ -1516,7 +1516,7 @@
         <w:rPr>
           <w:b/>
         </w:rPr>
-        <w:t xml:space="preserve">Benim parçam etiketleyici — bu sunumun geri kalanı bununla ilgili.</w:t>
+        <w:t xml:space="preserve">Benim parçam etiketleyici uygulama — bu sunumun geri kalanı onunla ilgili.</w:t>
       </w:r>
     </w:p>
     <w:p>
@@ -1983,7 +1983,7 @@
         <w:t xml:space="preserve"> </w:t>
       </w:r>
       <w:r>
-        <w:t xml:space="preserve">çalışır.</w:t>
+        <w:t xml:space="preserve">çalışıyor.</w:t>
       </w:r>
     </w:p>
     <w:p>
@@ -1995,22 +1995,22 @@
         <w:pStyle w:val="Compact"/>
       </w:pPr>
       <w:r>
-        <w:t xml:space="preserve">İşin birimini</w:t>
-      </w:r>
-      <w:r>
-        <w:t xml:space="preserve"> </w:t>
-      </w:r>
-      <w:r>
-        <w:rPr>
-          <w:b/>
-        </w:rPr>
-        <w:t xml:space="preserve">makale kopyalamaktan → taslak doğrulamaya</w:t>
-      </w:r>
-      <w:r>
-        <w:t xml:space="preserve"> </w:t>
-      </w:r>
-      <w:r>
-        <w:t xml:space="preserve">çevirir.</w:t>
+        <w:t xml:space="preserve">Yapılan işi</w:t>
+      </w:r>
+      <w:r>
+        <w:t xml:space="preserve"> </w:t>
+      </w:r>
+      <w:r>
+        <w:rPr>
+          <w:b/>
+        </w:rPr>
+        <w:t xml:space="preserve">makaleyi kopyalamaktan → taslağı doğrulamaya</w:t>
+      </w:r>
+      <w:r>
+        <w:t xml:space="preserve"> </w:t>
+      </w:r>
+      <w:r>
+        <w:t xml:space="preserve">dönüştürür.</w:t>
       </w:r>
     </w:p>
     <w:p>
@@ -2037,16 +2037,16 @@
         <w:t xml:space="preserve"> </w:t>
       </w:r>
       <w:r>
-        <w:t xml:space="preserve">açılır ve — işin özü —</w:t>
-      </w:r>
-      <w:r>
-        <w:t xml:space="preserve"> </w:t>
-      </w:r>
-      <w:r>
-        <w:rPr>
-          <w:b/>
-        </w:rPr>
-        <w:t xml:space="preserve">her değerin geldiği tam tablo veya cümle PDF üzerinde aydınlanır</w:t>
+        <w:t xml:space="preserve">olarak açılır ve — işin özü bu —</w:t>
+      </w:r>
+      <w:r>
+        <w:t xml:space="preserve"> </w:t>
+      </w:r>
+      <w:r>
+        <w:rPr>
+          <w:b/>
+        </w:rPr>
+        <w:t xml:space="preserve">her değerin alındığı tam tablo ya da cümle PDF üzerinde belirginleşir</w:t>
       </w:r>
       <w:r>
         <w:t xml:space="preserve">, içindeki besin adları</w:t>
@@ -2058,7 +2058,34 @@
         <w:rPr>
           <w:b/>
         </w:rPr>
-        <w:t xml:space="preserve">tıklanabilirdir</w:t>
+        <w:t xml:space="preserve">tıklanabilir</w:t>
+      </w:r>
+      <w:r>
+        <w:t xml:space="preserve"> </w:t>
+      </w:r>
+      <w:r>
+        <w:t xml:space="preserve">olur.</w:t>
+      </w:r>
+    </w:p>
+    <w:p>
+      <w:pPr>
+        <w:numPr>
+          <w:ilvl w:val="0"/>
+          <w:numId w:val="1010"/>
+        </w:numPr>
+        <w:pStyle w:val="Compact"/>
+      </w:pPr>
+      <w:r>
+        <w:t xml:space="preserve">Böylece doğrulayıcının gözü, makaleyi baştan aramak yerine</w:t>
+      </w:r>
+      <w:r>
+        <w:t xml:space="preserve"> </w:t>
+      </w:r>
+      <w:r>
+        <w:rPr>
+          <w:b/>
+        </w:rPr>
+        <w:t xml:space="preserve">doğrudan kanıta gidip onaylar</w:t>
       </w:r>
       <w:r>
         <w:t xml:space="preserve">.</w:t>
@@ -2073,31 +2100,7 @@
         <w:pStyle w:val="Compact"/>
       </w:pPr>
       <w:r>
-        <w:t xml:space="preserve">Böylece doğrulayıcının gözü, makalede aramak yerine</w:t>
-      </w:r>
-      <w:r>
-        <w:t xml:space="preserve"> </w:t>
-      </w:r>
-      <w:r>
-        <w:rPr>
-          <w:b/>
-        </w:rPr>
-        <w:t xml:space="preserve">doğrudan kanıta gidip onaylar</w:t>
-      </w:r>
-      <w:r>
-        <w:t xml:space="preserve">.</w:t>
-      </w:r>
-    </w:p>
-    <w:p>
-      <w:pPr>
-        <w:numPr>
-          <w:ilvl w:val="0"/>
-          <w:numId w:val="1010"/>
-        </w:numPr>
-        <w:pStyle w:val="Compact"/>
-      </w:pPr>
-      <w:r>
-        <w:t xml:space="preserve">Her düzeltme, zamanla</w:t>
+        <w:t xml:space="preserve">Ayrıca her düzeltme, zamanla</w:t>
       </w:r>
       <w:r>
         <w:t xml:space="preserve"> </w:t>
@@ -2938,13 +2941,13 @@
         <w:rPr>
           <w:b/>
         </w:rPr>
-        <w:t xml:space="preserve">Tek ekran her şeyi bağlar</w:t>
-      </w:r>
-      <w:r>
-        <w:t xml:space="preserve"> </w:t>
-      </w:r>
-      <w:r>
-        <w:t xml:space="preserve">— kuyruk, PDF, gıda/besin editörü, gönder. (</w:t>
+        <w:t xml:space="preserve">Tek ekran her şeyi bir araya getirir</w:t>
+      </w:r>
+      <w:r>
+        <w:t xml:space="preserve"> </w:t>
+      </w:r>
+      <w:r>
+        <w:t xml:space="preserve">— kuyruk, PDF, gıda/besin editörü, gönderme. (</w:t>
       </w:r>
       <w:r>
         <w:rPr>
@@ -2959,7 +2962,7 @@
         <w:rPr>
           <w:b/>
         </w:rPr>
-        <w:t xml:space="preserve">30 parça React state</w:t>
+        <w:t xml:space="preserve">30 ayrı React state</w:t>
       </w:r>
       <w:r>
         <w:t xml:space="preserve">.)</w:t>
@@ -2977,22 +2980,22 @@
         <w:rPr>
           <w:b/>
         </w:rPr>
-        <w:t xml:space="preserve">Paralel açılış, şelale yok</w:t>
-      </w:r>
-      <w:r>
-        <w:t xml:space="preserve"> </w:t>
-      </w:r>
-      <w:r>
-        <w:t xml:space="preserve">— kabuk anında boyanır; kuyruk ile inceleyici profili arka arkaya değil,</w:t>
-      </w:r>
-      <w:r>
-        <w:t xml:space="preserve"> </w:t>
-      </w:r>
-      <w:r>
-        <w:rPr>
-          <w:b/>
-        </w:rPr>
-        <w:t xml:space="preserve">birlikte</w:t>
+        <w:t xml:space="preserve">Paralel açılış, ardışık bekleme yok</w:t>
+      </w:r>
+      <w:r>
+        <w:t xml:space="preserve"> </w:t>
+      </w:r>
+      <w:r>
+        <w:t xml:space="preserve">— arayüz anında çizilir; kuyruk ile inceleyici profili sırayla değil,</w:t>
+      </w:r>
+      <w:r>
+        <w:t xml:space="preserve"> </w:t>
+      </w:r>
+      <w:r>
+        <w:rPr>
+          <w:b/>
+        </w:rPr>
+        <w:t xml:space="preserve">aynı anda</w:t>
       </w:r>
       <w:r>
         <w:t xml:space="preserve"> </w:t>
@@ -3013,34 +3016,37 @@
         <w:rPr>
           <w:b/>
         </w:rPr>
-        <w:t xml:space="preserve">Tek-RPC kuyruğu</w:t>
-      </w:r>
-      <w:r>
-        <w:t xml:space="preserve"> </w:t>
-      </w:r>
-      <w:r>
-        <w:t xml:space="preserve">— sade kartlar + en son YZ yükü + kullanıcı durumu</w:t>
-      </w:r>
-      <w:r>
-        <w:t xml:space="preserve"> </w:t>
-      </w:r>
-      <w:r>
-        <w:rPr>
-          <w:b/>
-        </w:rPr>
-        <w:t xml:space="preserve">tek turda</w:t>
-      </w:r>
-      <w:r>
-        <w:t xml:space="preserve">; backend sürümleri arasında çalışmaya devam etmesi için</w:t>
-      </w:r>
-      <w:r>
-        <w:t xml:space="preserve"> </w:t>
-      </w:r>
-      <w:r>
-        <w:rPr>
-          <w:b/>
-        </w:rPr>
-        <w:t xml:space="preserve">sürümlenmiş yedekle</w:t>
+        <w:t xml:space="preserve">Tek RPC’li kuyruk</w:t>
+      </w:r>
+      <w:r>
+        <w:t xml:space="preserve"> </w:t>
+      </w:r>
+      <w:r>
+        <w:t xml:space="preserve">— sade kartlar + en son YZ payload’ı + kullanıcının durumu</w:t>
+      </w:r>
+      <w:r>
+        <w:t xml:space="preserve"> </w:t>
+      </w:r>
+      <w:r>
+        <w:rPr>
+          <w:b/>
+        </w:rPr>
+        <w:t xml:space="preserve">tek seferde</w:t>
+      </w:r>
+      <w:r>
+        <w:t xml:space="preserve"> </w:t>
+      </w:r>
+      <w:r>
+        <w:t xml:space="preserve">gelir; backend’in farklı sürümlerinde de çalışsın diye</w:t>
+      </w:r>
+      <w:r>
+        <w:t xml:space="preserve"> </w:t>
+      </w:r>
+      <w:r>
+        <w:rPr>
+          <w:b/>
+        </w:rPr>
+        <w:t xml:space="preserve">sürüme göre yedeğiyle</w:t>
       </w:r>
       <w:r>
         <w:t xml:space="preserve">.</w:t>
@@ -3058,13 +3064,13 @@
         <w:rPr>
           <w:b/>
         </w:rPr>
-        <w:t xml:space="preserve">YZ ön-doldurması bir insan taslağının asla üzerine yazmaz</w:t>
-      </w:r>
-      <w:r>
-        <w:t xml:space="preserve"> </w:t>
-      </w:r>
-      <w:r>
-        <w:t xml:space="preserve">— küçük görünür, her yükleme yolunu etkiler.</w:t>
+        <w:t xml:space="preserve">YZ ön doldurması bir insan taslağının asla üzerine yazmaz</w:t>
+      </w:r>
+      <w:r>
+        <w:t xml:space="preserve"> </w:t>
+      </w:r>
+      <w:r>
+        <w:t xml:space="preserve">— küçük gibi görünür ama her yükleme yolunu etkiler.</w:t>
       </w:r>
     </w:p>
     <w:p>
@@ -3079,13 +3085,13 @@
         <w:rPr>
           <w:b/>
         </w:rPr>
-        <w:t xml:space="preserve">Test-modu farkında</w:t>
-      </w:r>
-      <w:r>
-        <w:t xml:space="preserve"> </w:t>
-      </w:r>
-      <w:r>
-        <w:t xml:space="preserve">— her DB yazımı Supabase’e dokunmak yerine yerel günlüğe eklenebilir → gerçek veriyi kirletmeden demo yapılabilir.</w:t>
+        <w:t xml:space="preserve">Test moduna duyarlı</w:t>
+      </w:r>
+      <w:r>
+        <w:t xml:space="preserve"> </w:t>
+      </w:r>
+      <w:r>
+        <w:t xml:space="preserve">— her veritabanı yazımı, Supabase’e dokunmak yerine yerel bir günlüğe yazılabilir → gerçek veriyi kirletmeden demo yapılabilir.</w:t>
       </w:r>
     </w:p>
     <w:p>
@@ -3106,13 +3112,13 @@
         <w:rPr>
           <w:b/>
         </w:rPr>
-        <w:t xml:space="preserve">Supabase ücretsiz-katman çıkış bütçesi</w:t>
-      </w:r>
-      <w:r>
-        <w:t xml:space="preserve"> </w:t>
-      </w:r>
-      <w:r>
-        <w:t xml:space="preserve">etrafında tasarlandı (</w:t>
+        <w:t xml:space="preserve">Supabase ücretsiz katman çıkış (egress) bütçesi</w:t>
+      </w:r>
+      <w:r>
+        <w:t xml:space="preserve"> </w:t>
+      </w:r>
+      <w:r>
+        <w:t xml:space="preserve">gözetilerek tasarlandı (</w:t>
       </w:r>
       <w:r>
         <w:rPr>
@@ -3396,7 +3402,7 @@
         <w:t xml:space="preserve">“</w:t>
       </w:r>
       <w:r>
-        <w:t xml:space="preserve">İnceleyiciler boş form değil, yapılı satırları düzeltir.</w:t>
+        <w:t xml:space="preserve">İnceleyiciler boş bir form değil, hazır satırları düzeltir.</w:t>
       </w:r>
       <w:r>
         <w:t xml:space="preserve">”</w:t>
@@ -3411,16 +3417,16 @@
         <w:pStyle w:val="Compact"/>
       </w:pPr>
       <w:r>
-        <w:t xml:space="preserve">Kayıtlı taslak yoksa, en son YZ</w:t>
-      </w:r>
-      <w:r>
-        <w:t xml:space="preserve"> </w:t>
-      </w:r>
-      <w:r>
-        <w:rPr>
-          <w:b/>
-        </w:rPr>
-        <w:t xml:space="preserve">normalize yükü</w:t>
+        <w:t xml:space="preserve">Kayıtlı taslak yoksa, en son YZ çıkarımının</w:t>
+      </w:r>
+      <w:r>
+        <w:t xml:space="preserve"> </w:t>
+      </w:r>
+      <w:r>
+        <w:rPr>
+          <w:b/>
+        </w:rPr>
+        <w:t xml:space="preserve">normalize edilmiş payload’ı</w:t>
       </w:r>
       <w:r>
         <w:t xml:space="preserve"> </w:t>
@@ -3447,7 +3453,7 @@
         <w:pStyle w:val="Compact"/>
       </w:pPr>
       <w:r>
-        <w:t xml:space="preserve">Kayıtlı bir insan taslağı varsa,</w:t>
+        <w:t xml:space="preserve">Kayıtlı bir insan taslağı varsa</w:t>
       </w:r>
       <w:r>
         <w:t xml:space="preserve"> </w:t>
@@ -3462,7 +3468,7 @@
         <w:t xml:space="preserve"> </w:t>
       </w:r>
       <w:r>
-        <w:t xml:space="preserve">yüklenir — insan işi asla üzerine yazılmaz.</w:t>
+        <w:t xml:space="preserve">yüklenir — insanın işi asla üzerine yazılmaz.</w:t>
       </w:r>
     </w:p>
     <w:p>
@@ -3474,7 +3480,7 @@
         <w:pStyle w:val="Compact"/>
       </w:pPr>
       <w:r>
-        <w:t xml:space="preserve">Yük şekli</w:t>
+        <w:t xml:space="preserve">Payload’ın yapısı</w:t>
       </w:r>
       <w:r>
         <w:t xml:space="preserve"> </w:t>
@@ -3489,7 +3495,7 @@
         <w:t xml:space="preserve"> </w:t>
       </w:r>
       <w:r>
-        <w:t xml:space="preserve">eşleşir (Python → SQL → JavaScript), böylece düzeltme metrikleri güvenilir kalır.</w:t>
+        <w:t xml:space="preserve">uyuşur (Python → SQL → JavaScript), böylece düzeltme metrikleri güvenilir kalır.</w:t>
       </w:r>
     </w:p>
     <w:p>
@@ -3501,7 +3507,7 @@
         <w:pStyle w:val="Compact"/>
       </w:pPr>
       <w:r>
-        <w:t xml:space="preserve">Projenin temel UX kazançlarından biri:</w:t>
+        <w:t xml:space="preserve">Projenin en önemli UX kazanımlarından biri:</w:t>
       </w:r>
       <w:r>
         <w:t xml:space="preserve"> </w:t>
@@ -3980,20 +3986,113 @@
         <w:t xml:space="preserve"> </w:t>
       </w:r>
       <w:r>
-        <w:t xml:space="preserve">dediğinde, insan o sayıyı</w:t>
-      </w:r>
-      <w:r>
-        <w:t xml:space="preserve"> </w:t>
-      </w:r>
-      <w:r>
-        <w:rPr>
-          <w:b/>
-        </w:rPr>
-        <w:t xml:space="preserve">gerçek sayfada görebilmeli</w:t>
+        <w:t xml:space="preserve">dediğinde, insanın o sayıyı</w:t>
+      </w:r>
+      <w:r>
+        <w:t xml:space="preserve"> </w:t>
+      </w:r>
+      <w:r>
+        <w:rPr>
+          <w:b/>
+        </w:rPr>
+        <w:t xml:space="preserve">gerçek sayfada görebilmesi</w:t>
+      </w:r>
+      <w:r>
+        <w:t xml:space="preserve"> </w:t>
+      </w:r>
+      <w:r>
+        <w:t xml:space="preserve">lazım.</w:t>
+      </w:r>
+    </w:p>
+    <w:p>
+      <w:pPr>
+        <w:numPr>
+          <w:ilvl w:val="0"/>
+          <w:numId w:val="1018"/>
+        </w:numPr>
+        <w:pStyle w:val="Compact"/>
+      </w:pPr>
+      <w:r>
+        <w:t xml:space="preserve">Veri girişini hızlandırmak için de</w:t>
+      </w:r>
+      <w:r>
+        <w:t xml:space="preserve"> </w:t>
+      </w:r>
+      <w:r>
+        <w:rPr>
+          <w:b/>
+        </w:rPr>
+        <w:t xml:space="preserve">tabloların içindeki</w:t>
+      </w:r>
+      <w:r>
+        <w:t xml:space="preserve"> </w:t>
+      </w:r>
+      <w:r>
+        <w:t xml:space="preserve">besin adlarının</w:t>
+      </w:r>
+      <w:r>
+        <w:t xml:space="preserve"> </w:t>
+      </w:r>
+      <w:r>
+        <w:rPr>
+          <w:b/>
+        </w:rPr>
+        <w:t xml:space="preserve">tıklanabilir</w:t>
+      </w:r>
+      <w:r>
+        <w:t xml:space="preserve"> </w:t>
+      </w:r>
+      <w:r>
+        <w:t xml:space="preserve">olması lazım.</w:t>
+      </w:r>
+    </w:p>
+    <w:p>
+      <w:pPr>
+        <w:numPr>
+          <w:ilvl w:val="0"/>
+          <w:numId w:val="1018"/>
+        </w:numPr>
+        <w:pStyle w:val="Compact"/>
+      </w:pPr>
+      <w:r>
+        <w:t xml:space="preserve">Ama PDF.js size yalnızca</w:t>
+      </w:r>
+      <w:r>
+        <w:t xml:space="preserve"> </w:t>
+      </w:r>
+      <w:r>
+        <w:rPr>
+          <w:b/>
+        </w:rPr>
+        <w:t xml:space="preserve">konumları belli harflerin düz bir listesini</w:t>
+      </w:r>
+      <w:r>
+        <w:t xml:space="preserve"> </w:t>
+      </w:r>
+      <w:r>
+        <w:t xml:space="preserve">verir —</w:t>
+      </w:r>
+      <w:r>
+        <w:t xml:space="preserve"> </w:t>
+      </w:r>
+      <w:r>
+        <w:rPr>
+          <w:rStyle w:val="VerbatimChar"/>
+        </w:rPr>
+        <w:t xml:space="preserve">{ metin, x, y, genişlik, yükseklik }</w:t>
       </w:r>
       <w:r>
         <w:t xml:space="preserve">.</w:t>
       </w:r>
+      <w:r>
+        <w:t xml:space="preserve"> </w:t>
+      </w:r>
+      <w:r>
+        <w:rPr>
+          <w:b/>
+        </w:rPr>
+        <w:t xml:space="preserve">Tablo, sütun ya da paragraf diye bir kavram yok.</w:t>
+      </w:r>
     </w:p>
     <w:p>
       <w:pPr>
@@ -4004,96 +4103,6 @@
         <w:pStyle w:val="Compact"/>
       </w:pPr>
       <w:r>
-        <w:t xml:space="preserve">Ve girişi hızlandırmak için,</w:t>
-      </w:r>
-      <w:r>
-        <w:t xml:space="preserve"> </w:t>
-      </w:r>
-      <w:r>
-        <w:rPr>
-          <w:b/>
-        </w:rPr>
-        <w:t xml:space="preserve">tabloların içindeki</w:t>
-      </w:r>
-      <w:r>
-        <w:t xml:space="preserve"> </w:t>
-      </w:r>
-      <w:r>
-        <w:t xml:space="preserve">besin adları</w:t>
-      </w:r>
-      <w:r>
-        <w:t xml:space="preserve"> </w:t>
-      </w:r>
-      <w:r>
-        <w:rPr>
-          <w:b/>
-        </w:rPr>
-        <w:t xml:space="preserve">tıklanabilir</w:t>
-      </w:r>
-      <w:r>
-        <w:t xml:space="preserve"> </w:t>
-      </w:r>
-      <w:r>
-        <w:t xml:space="preserve">olmalı.</w:t>
-      </w:r>
-    </w:p>
-    <w:p>
-      <w:pPr>
-        <w:numPr>
-          <w:ilvl w:val="0"/>
-          <w:numId w:val="1018"/>
-        </w:numPr>
-        <w:pStyle w:val="Compact"/>
-      </w:pPr>
-      <w:r>
-        <w:t xml:space="preserve">Ama PDF.js size yalnızca</w:t>
-      </w:r>
-      <w:r>
-        <w:t xml:space="preserve"> </w:t>
-      </w:r>
-      <w:r>
-        <w:rPr>
-          <w:b/>
-        </w:rPr>
-        <w:t xml:space="preserve">konumlanmış harflerin düz listesini</w:t>
-      </w:r>
-      <w:r>
-        <w:t xml:space="preserve"> </w:t>
-      </w:r>
-      <w:r>
-        <w:t xml:space="preserve">verir —</w:t>
-      </w:r>
-      <w:r>
-        <w:t xml:space="preserve"> </w:t>
-      </w:r>
-      <w:r>
-        <w:rPr>
-          <w:rStyle w:val="VerbatimChar"/>
-        </w:rPr>
-        <w:t xml:space="preserve">{ metin, x, y, genişlik, yükseklik }</w:t>
-      </w:r>
-      <w:r>
-        <w:t xml:space="preserve">.</w:t>
-      </w:r>
-      <w:r>
-        <w:t xml:space="preserve"> </w:t>
-      </w:r>
-      <w:r>
-        <w:rPr>
-          <w:b/>
-        </w:rPr>
-        <w:t xml:space="preserve">Tablo, sütun veya paragraf kavramı yok.</w:t>
-      </w:r>
-    </w:p>
-    <w:p>
-      <w:pPr>
-        <w:numPr>
-          <w:ilvl w:val="0"/>
-          <w:numId w:val="1018"/>
-        </w:numPr>
-        <w:pStyle w:val="Compact"/>
-      </w:pPr>
-      <w:r>
         <w:t xml:space="preserve">Bu yüzden</w:t>
       </w:r>
       <w:r>
@@ -4103,13 +4112,13 @@
         <w:rPr>
           <w:b/>
         </w:rPr>
-        <w:t xml:space="preserve">belge yapısını saf geometriden yeniden inşa etmem</w:t>
-      </w:r>
-      <w:r>
-        <w:t xml:space="preserve"> </w:t>
-      </w:r>
-      <w:r>
-        <w:t xml:space="preserve">gerekti — tarayıcıda,</w:t>
+        <w:t xml:space="preserve">belgenin yapısını sıfırdan, salt geometriden yeniden kurmam</w:t>
+      </w:r>
+      <w:r>
+        <w:t xml:space="preserve"> </w:t>
+      </w:r>
+      <w:r>
+        <w:t xml:space="preserve">gerekti — üstelik tarayıcıda,</w:t>
       </w:r>
       <w:r>
         <w:t xml:space="preserve"> </w:t>
@@ -4414,13 +4423,13 @@
         <w:rPr>
           <w:b/>
         </w:rPr>
-        <w:t xml:space="preserve">70 hesaplamalı geometri fonksiyonudur</w:t>
-      </w:r>
-      <w:r>
-        <w:t xml:space="preserve"> </w:t>
-      </w:r>
-      <w:r>
-        <w:t xml:space="preserve">(</w:t>
+        <w:t xml:space="preserve">70 hesaplamalı geometri fonksiyonundan</w:t>
+      </w:r>
+      <w:r>
+        <w:t xml:space="preserve"> </w:t>
+      </w:r>
+      <w:r>
+        <w:t xml:space="preserve">oluşur (</w:t>
       </w:r>
       <w:r>
         <w:rPr>
@@ -4432,7 +4441,7 @@
         <w:t xml:space="preserve"> </w:t>
       </w:r>
       <w:r>
-        <w:t xml:space="preserve">— repodaki en büyük tek dosya).</w:t>
+        <w:t xml:space="preserve">— depodaki en büyük tek dosya).</w:t>
       </w:r>
     </w:p>
     <w:p>
@@ -4444,16 +4453,16 @@
         <w:pStyle w:val="Compact"/>
       </w:pPr>
       <w:r>
-        <w:t xml:space="preserve">Sayfa başına:</w:t>
-      </w:r>
-      <w:r>
-        <w:t xml:space="preserve"> </w:t>
-      </w:r>
-      <w:r>
-        <w:rPr>
-          <w:b/>
-        </w:rPr>
-        <w:t xml:space="preserve">harfler → uyarlanır metrikler → sütunlar → satırlar → parçalar → sınıflandırma → tablo büyütme → paragraflar → eşleştirici kademesi</w:t>
+        <w:t xml:space="preserve">Her sayfada:</w:t>
+      </w:r>
+      <w:r>
+        <w:t xml:space="preserve"> </w:t>
+      </w:r>
+      <w:r>
+        <w:rPr>
+          <w:b/>
+        </w:rPr>
+        <w:t xml:space="preserve">harfler → sayfaya uyarlanan ölçütler → sütunlar → satırlar → parçalar → sınıflandırma → tablo büyütme → paragraflar → eşleştirme kademesi</w:t>
       </w:r>
       <w:r>
         <w:t xml:space="preserve"> </w:t>
@@ -4474,13 +4483,13 @@
         <w:rPr>
           <w:b/>
         </w:rPr>
-        <w:t xml:space="preserve">Her eşik, sayfanın kendi tipografisinden türetilir</w:t>
-      </w:r>
-      <w:r>
-        <w:t xml:space="preserve"> </w:t>
-      </w:r>
-      <w:r>
-        <w:t xml:space="preserve">(ortanca harf yüksekliği, ortanca satır boşluğu) — aynı kod hem yoğun 7 punto tabloda hem 12 punto özette çalışır,</w:t>
+        <w:t xml:space="preserve">Her eşik, sayfanın kendi tipografisinden hesaplanır</w:t>
+      </w:r>
+      <w:r>
+        <w:t xml:space="preserve"> </w:t>
+      </w:r>
+      <w:r>
+        <w:t xml:space="preserve">(medyan harf yüksekliği, medyan satır boşluğu) — aynı kod hem yoğun 7 puntoluk bir tabloda hem 12 puntoluk bir özette çalışır,</w:t>
       </w:r>
       <w:r>
         <w:t xml:space="preserve"> </w:t>
@@ -4921,7 +4930,7 @@
         <w:t xml:space="preserve"> </w:t>
       </w:r>
       <w:r>
-        <w:t xml:space="preserve">— x eksenini kutula, dikey</w:t>
+        <w:t xml:space="preserve">— x eksenini küçük kutucuklara böl, dikey</w:t>
       </w:r>
       <w:r>
         <w:t xml:space="preserve"> </w:t>
@@ -4930,13 +4939,16 @@
         <w:t xml:space="preserve">“</w:t>
       </w:r>
       <w:r>
-        <w:t xml:space="preserve">oluk</w:t>
+        <w:t xml:space="preserve">olukları</w:t>
       </w:r>
       <w:r>
         <w:t xml:space="preserve">”</w:t>
       </w:r>
       <w:r>
-        <w:t xml:space="preserve">ları bul, oluğu kesen satırları böl → aynı yükseklikteki sol ve sağ sütun satırları asla kaynaşmaz.</w:t>
+        <w:t xml:space="preserve"> </w:t>
+      </w:r>
+      <w:r>
+        <w:t xml:space="preserve">bul, bir oluğu kesen satırları ayır → aynı yükseklikteki sol ve sağ sütun satırları asla birbirine karışmaz.</w:t>
       </w:r>
     </w:p>
     <w:p>
@@ -4957,7 +4969,7 @@
         <w:t xml:space="preserve"> </w:t>
       </w:r>
       <w:r>
-        <w:t xml:space="preserve">— her metin koşusu için özellik vektörü (sayısal token,</w:t>
+        <w:t xml:space="preserve">— her metin parçası için bir özellik vektörü (sayısal token,</w:t>
       </w:r>
       <w:r>
         <w:t xml:space="preserve"> </w:t>
@@ -4975,7 +4987,7 @@
         <w:t xml:space="preserve"> </w:t>
       </w:r>
       <w:r>
-        <w:t xml:space="preserve">gibi kodlar, birimler, başlık önekleri…) → tamsayı</w:t>
+        <w:t xml:space="preserve">gibi kodlar, birimler, başlık önekleri…) → tam sayı bir</w:t>
       </w:r>
       <w:r>
         <w:t xml:space="preserve"> </w:t>
@@ -5003,16 +5015,16 @@
         <w:t xml:space="preserve">isTableLike</w:t>
       </w:r>
       <w:r>
-        <w:t xml:space="preserve">. Küçük,</w:t>
-      </w:r>
-      <w:r>
-        <w:t xml:space="preserve"> </w:t>
-      </w:r>
-      <w:r>
-        <w:rPr>
-          <w:b/>
-        </w:rPr>
-        <w:t xml:space="preserve">elle yapılmış bir metin sınıflandırıcı</w:t>
+        <w:t xml:space="preserve">. Elle yazılmış, küçük bir</w:t>
+      </w:r>
+      <w:r>
+        <w:t xml:space="preserve"> </w:t>
+      </w:r>
+      <w:r>
+        <w:rPr>
+          <w:b/>
+        </w:rPr>
+        <w:t xml:space="preserve">metin sınıflandırıcı</w:t>
       </w:r>
       <w:r>
         <w:t xml:space="preserve">.</w:t>
@@ -5030,7 +5042,7 @@
         <w:rPr>
           <w:b/>
         </w:rPr>
-        <w:t xml:space="preserve">Başlık-çapalı tablo büyütme</w:t>
+        <w:t xml:space="preserve">Başlığa dayalı tablo büyütme</w:t>
       </w:r>
       <w:r>
         <w:t xml:space="preserve"> </w:t>
@@ -5054,37 +5066,37 @@
         <w:t xml:space="preserve"> </w:t>
       </w:r>
       <w:r>
-        <w:t xml:space="preserve">bul, bölgeyi satır satır</w:t>
-      </w:r>
-      <w:r>
-        <w:t xml:space="preserve"> </w:t>
-      </w:r>
-      <w:r>
-        <w:rPr>
-          <w:b/>
-        </w:rPr>
-        <w:t xml:space="preserve">aşağı</w:t>
-      </w:r>
-      <w:r>
-        <w:t xml:space="preserve"> </w:t>
-      </w:r>
-      <w:r>
-        <w:t xml:space="preserve">büyüt; bir veri satırı kabul edilince sonrakiler de kabul edilir çünkü</w:t>
-      </w:r>
-      <w:r>
-        <w:t xml:space="preserve"> </w:t>
-      </w:r>
-      <w:r>
-        <w:rPr>
-          <w:b/>
-        </w:rPr>
-        <w:t xml:space="preserve">bağlamda</w:t>
-      </w:r>
-      <w:r>
-        <w:t xml:space="preserve"> </w:t>
-      </w:r>
-      <w:r>
-        <w:t xml:space="preserve">açıkça oraya aittirler.</w:t>
+        <w:t xml:space="preserve">başlığını bul, bölgeyi satır satır</w:t>
+      </w:r>
+      <w:r>
+        <w:t xml:space="preserve"> </w:t>
+      </w:r>
+      <w:r>
+        <w:rPr>
+          <w:b/>
+        </w:rPr>
+        <w:t xml:space="preserve">aşağı doğru</w:t>
+      </w:r>
+      <w:r>
+        <w:t xml:space="preserve"> </w:t>
+      </w:r>
+      <w:r>
+        <w:t xml:space="preserve">büyüt; bir veri satırı kabul edildikten sonra sonrakiler de kabul edilir, çünkü</w:t>
+      </w:r>
+      <w:r>
+        <w:t xml:space="preserve"> </w:t>
+      </w:r>
+      <w:r>
+        <w:rPr>
+          <w:b/>
+        </w:rPr>
+        <w:t xml:space="preserve">bağlam içinde</w:t>
+      </w:r>
+      <w:r>
+        <w:t xml:space="preserve"> </w:t>
+      </w:r>
+      <w:r>
+        <w:t xml:space="preserve">açıkça o tabloya aittirler.</w:t>
       </w:r>
     </w:p>
     <w:p>
@@ -5099,13 +5111,13 @@
         <w:rPr>
           <w:b/>
         </w:rPr>
-        <w:t xml:space="preserve">Paragraf blokları + araya giren-veri birleştirme</w:t>
-      </w:r>
-      <w:r>
-        <w:t xml:space="preserve"> </w:t>
-      </w:r>
-      <w:r>
-        <w:t xml:space="preserve">— sayısal bir satırın böldüğü paragrafı yeniden birleştir; böylece</w:t>
+        <w:t xml:space="preserve">Paragraf blokları + araya giren veriyi birleştirme</w:t>
+      </w:r>
+      <w:r>
+        <w:t xml:space="preserve"> </w:t>
+      </w:r>
+      <w:r>
+        <w:t xml:space="preserve">— sayısal bir satırın ikiye böldüğü paragrafı yeniden birleştir; böylece</w:t>
       </w:r>
       <w:r>
         <w:t xml:space="preserve"> </w:t>
@@ -5123,7 +5135,7 @@
         <w:t xml:space="preserve"> </w:t>
       </w:r>
       <w:r>
-        <w:t xml:space="preserve">alıntılayan cümle tek temiz vurguya çözülür.</w:t>
+        <w:t xml:space="preserve">geçen bir cümle tek ve temiz bir vurguda toplanır.</w:t>
       </w:r>
     </w:p>
     <w:p>
@@ -5567,7 +5579,7 @@
         <w:t xml:space="preserve">“</w:t>
       </w:r>
       <w:r>
-        <w:t xml:space="preserve">Önce-kesinlik: yanlış şeyi vurgulamaktansa hiçbir şeyi vurgulamamayı tercih eder.</w:t>
+        <w:t xml:space="preserve">Önce kesinlik: yanlış bir şeyi vurgulamaktansa hiçbir şeyi vurgulamamayı yeğler.</w:t>
       </w:r>
       <w:r>
         <w:t xml:space="preserve">”</w:t>
@@ -5591,22 +5603,22 @@
         <w:t xml:space="preserve"> </w:t>
       </w:r>
       <w:r>
-        <w:t xml:space="preserve">— PDF.js hâlâ iki sütunu kaynaştırdığında,</w:t>
-      </w:r>
-      <w:r>
-        <w:t xml:space="preserve"> </w:t>
-      </w:r>
-      <w:r>
-        <w:rPr>
-          <w:b/>
-        </w:rPr>
-        <w:t xml:space="preserve">ortanca + ortanca-mutlak-sapma</w:t>
-      </w:r>
-      <w:r>
-        <w:t xml:space="preserve"> </w:t>
-      </w:r>
-      <w:r>
-        <w:t xml:space="preserve">ile kırp; kısa son satırları atmadan aykırıları çitler.</w:t>
+        <w:t xml:space="preserve">— PDF.js iki sütunu hâlâ birbirine karıştırdığında,</w:t>
+      </w:r>
+      <w:r>
+        <w:t xml:space="preserve"> </w:t>
+      </w:r>
+      <w:r>
+        <w:rPr>
+          <w:b/>
+        </w:rPr>
+        <w:t xml:space="preserve">medyan + medyan mutlak sapma (MAD)</w:t>
+      </w:r>
+      <w:r>
+        <w:t xml:space="preserve"> </w:t>
+      </w:r>
+      <w:r>
+        <w:t xml:space="preserve">ile kırp; kısa son satırları atmadan aykırı değerleri ayıkla.</w:t>
       </w:r>
     </w:p>
     <w:p>
@@ -5621,13 +5633,13 @@
         <w:rPr>
           <w:b/>
         </w:rPr>
-        <w:t xml:space="preserve">3 kademeli kaynak-alıntı eşleştirici</w:t>
-      </w:r>
-      <w:r>
-        <w:t xml:space="preserve"> </w:t>
-      </w:r>
-      <w:r>
-        <w:t xml:space="preserve">— paragraf → arama-parçası → satır-penceresi, her biri yedekli; metin rakam↔harf sınırlarında normalize edilir,</w:t>
+        <w:t xml:space="preserve">3 kademeli kaynak alıntısı eşleştirici</w:t>
+      </w:r>
+      <w:r>
+        <w:t xml:space="preserve"> </w:t>
+      </w:r>
+      <w:r>
+        <w:t xml:space="preserve">— paragraf → arama parçası → satır penceresi, her biri yedekli; metin, rakam↔harf sınırlarında normalize edilir,</w:t>
       </w:r>
       <w:r>
         <w:t xml:space="preserve"> </w:t>
@@ -5675,7 +5687,7 @@
         <w:rPr>
           <w:b/>
         </w:rPr>
-        <w:t xml:space="preserve">Yalan söyleyen</w:t>
+        <w:t xml:space="preserve">Yanıltıcı</w:t>
       </w:r>
       <w:r>
         <w:rPr>
@@ -5709,7 +5721,7 @@
         <w:t xml:space="preserve"> </w:t>
       </w:r>
       <w:r>
-        <w:t xml:space="preserve">sayfayı bildirir (5 sayfalık ayrı-baskıda</w:t>
+        <w:t xml:space="preserve">sayfa numarasını bildirir (5 sayfalık bir ayrı baskıda</w:t>
       </w:r>
       <w:r>
         <w:t xml:space="preserve"> </w:t>
@@ -5724,16 +5736,19 @@
         <w:t xml:space="preserve">”</w:t>
       </w:r>
       <w:r>
-        <w:t xml:space="preserve">). Aşan ipuçları</w:t>
-      </w:r>
-      <w:r>
-        <w:t xml:space="preserve"> </w:t>
-      </w:r>
-      <w:r>
-        <w:rPr>
-          <w:b/>
-        </w:rPr>
-        <w:t xml:space="preserve">kapı tutmaz</w:t>
+        <w:t xml:space="preserve"> </w:t>
+      </w:r>
+      <w:r>
+        <w:t xml:space="preserve">gibi). Sayfa sayısını aşan ipuçları</w:t>
+      </w:r>
+      <w:r>
+        <w:t xml:space="preserve"> </w:t>
+      </w:r>
+      <w:r>
+        <w:rPr>
+          <w:b/>
+        </w:rPr>
+        <w:t xml:space="preserve">eşleştirmeyi engellemeyecek</w:t>
       </w:r>
       <w:r>
         <w:t xml:space="preserve"> </w:t>
@@ -5748,7 +5763,7 @@
         <w:rPr>
           <w:b/>
         </w:rPr>
-        <w:t xml:space="preserve">basılı-vs-PDF kayma histogramı</w:t>
+        <w:t xml:space="preserve">basılı sayfa ile PDF sayfası arasındaki kayma histogramı</w:t>
       </w:r>
       <w:r>
         <w:t xml:space="preserve"> </w:t>
@@ -5775,7 +5790,7 @@
         <w:t xml:space="preserve"> </w:t>
       </w:r>
       <w:r>
-        <w:t xml:space="preserve">— üst üste binen vurgu bölgelerini tek bölgeye topla; ikinci geçiş</w:t>
+        <w:t xml:space="preserve">— üst üste binen vurgu bölgelerini tek bölgede topla; ikinci geçiş,</w:t>
       </w:r>
       <w:r>
         <w:t xml:space="preserve"> </w:t>
@@ -5790,7 +5805,7 @@
         <w:t xml:space="preserve"> </w:t>
       </w:r>
       <w:r>
-        <w:t xml:space="preserve">paragrafa atıf yapan farklı YZ satırlarını birleştirir → tek çip, tek yer paylaşımı, yeniden çizimlerde</w:t>
+        <w:t xml:space="preserve">paragrafa atıf yapan farklı YZ satırlarını birleştirir → tek bir rozet, tek bir overlay, yeniden çizimlerde</w:t>
       </w:r>
       <w:r>
         <w:t xml:space="preserve"> </w:t>
@@ -6188,7 +6203,7 @@
         <w:rPr>
           <w:b/>
         </w:rPr>
-        <w:t xml:space="preserve">Kendi sunucumuzda barındırılan, paketlenmiş PDF.js worker’ı</w:t>
+        <w:t xml:space="preserve">Kendi sunucumuzda barındırılan, pakete gömülü PDF.js worker’ı</w:t>
       </w:r>
       <w:r>
         <w:t xml:space="preserve"> </w:t>
@@ -6209,7 +6224,7 @@
         <w:rPr>
           <w:b/>
         </w:rPr>
-        <w:t xml:space="preserve">Başsız kanıt taraması</w:t>
+        <w:t xml:space="preserve">Görünmez (headless) kanıt taraması</w:t>
       </w:r>
       <w:r>
         <w:t xml:space="preserve"> </w:t>
@@ -6224,7 +6239,7 @@
         <w:rPr>
           <w:b/>
         </w:rPr>
-        <w:t xml:space="preserve">tuvalini çizmeden</w:t>
+        <w:t xml:space="preserve">canvas’ını çizmeden</w:t>
       </w:r>
       <w:r>
         <w:t xml:space="preserve"> </w:t>
@@ -6245,13 +6260,13 @@
         <w:rPr>
           <w:b/>
         </w:rPr>
-        <w:t xml:space="preserve">Kanıt-öncelikli çizim</w:t>
-      </w:r>
-      <w:r>
-        <w:t xml:space="preserve"> </w:t>
-      </w:r>
-      <w:r>
-        <w:t xml:space="preserve">— sayfa 1 + kanıt sayfaları önce boyanır; gerisi arkadan dolar.</w:t>
+        <w:t xml:space="preserve">Önce kanıtı çizme</w:t>
+      </w:r>
+      <w:r>
+        <w:t xml:space="preserve"> </w:t>
+      </w:r>
+      <w:r>
+        <w:t xml:space="preserve">— sayfa 1 ve kanıt sayfaları önce çizilir; gerisi arkadan tamamlanır.</w:t>
       </w:r>
     </w:p>
     <w:p>
@@ -6272,7 +6287,7 @@
         <w:t xml:space="preserve"> </w:t>
       </w:r>
       <w:r>
-        <w:t xml:space="preserve">— PDF sınırlarını ekran piksellerine ölçekler ve</w:t>
+        <w:t xml:space="preserve">— PDF koordinatlarını ekran piksellerine ölçekler ve</w:t>
       </w:r>
       <w:r>
         <w:t xml:space="preserve"> </w:t>
@@ -6314,13 +6329,13 @@
         <w:rPr>
           <w:b/>
         </w:rPr>
-        <w:t xml:space="preserve">yalnızca saptanmış tabloların içine</w:t>
-      </w:r>
-      <w:r>
-        <w:t xml:space="preserve"> </w:t>
-      </w:r>
-      <w:r>
-        <w:t xml:space="preserve">enjekte eder (düzyazıdaki rastgele kelimelere değil).</w:t>
+        <w:t xml:space="preserve">yalnızca tespit edilen tabloların içine</w:t>
+      </w:r>
+      <w:r>
+        <w:t xml:space="preserve"> </w:t>
+      </w:r>
+      <w:r>
+        <w:t xml:space="preserve">yerleştirir (düz metindeki rastgele kelimelere değil).</w:t>
       </w:r>
     </w:p>
     <w:p>
@@ -6332,16 +6347,16 @@
         <w:pStyle w:val="Compact"/>
       </w:pPr>
       <w:r>
-        <w:t xml:space="preserve">Bu alt-sistemin tamamı</w:t>
-      </w:r>
-      <w:r>
-        <w:t xml:space="preserve"> </w:t>
-      </w:r>
-      <w:r>
-        <w:rPr>
-          <w:b/>
-        </w:rPr>
-        <w:t xml:space="preserve">tarayıcıda belge yerleşim analizidir</w:t>
+        <w:t xml:space="preserve">Bu alt sistemin tamamı</w:t>
+      </w:r>
+      <w:r>
+        <w:t xml:space="preserve"> </w:t>
+      </w:r>
+      <w:r>
+        <w:rPr>
+          <w:b/>
+        </w:rPr>
+        <w:t xml:space="preserve">tarayıcıda çalışan bir belge yerleşim analizidir</w:t>
       </w:r>
       <w:r>
         <w:t xml:space="preserve"> </w:t>
@@ -6404,7 +6419,7 @@
         <w:t xml:space="preserve">3.700 satır</w:t>
       </w:r>
       <w:r>
-        <w:t xml:space="preserve">, artı onu kilitleyen</w:t>
+        <w:t xml:space="preserve">, artı bu davranışı sabitleyen</w:t>
       </w:r>
       <w:r>
         <w:t xml:space="preserve"> </w:t>
@@ -6873,19 +6888,19 @@
         <w:t xml:space="preserve"> </w:t>
       </w:r>
       <w:r>
-        <w:t xml:space="preserve">— tarayıcının normal HTTP önbelleği bu büyüklüğü</w:t>
-      </w:r>
-      <w:r>
-        <w:t xml:space="preserve"> </w:t>
-      </w:r>
-      <w:r>
-        <w:rPr>
-          <w:b/>
-        </w:rPr>
-        <w:t xml:space="preserve">atar</w:t>
-      </w:r>
-      <w:r>
-        <w:t xml:space="preserve">, Supabase ise</w:t>
+        <w:t xml:space="preserve">— tarayıcının normal HTTP önbelleği bu boyuttaki dosyaları</w:t>
+      </w:r>
+      <w:r>
+        <w:t xml:space="preserve"> </w:t>
+      </w:r>
+      <w:r>
+        <w:rPr>
+          <w:b/>
+        </w:rPr>
+        <w:t xml:space="preserve">siler</w:t>
+      </w:r>
+      <w:r>
+        <w:t xml:space="preserve">, Supabase ise onları</w:t>
       </w:r>
       <w:r>
         <w:t xml:space="preserve"> </w:t>
@@ -6922,31 +6937,31 @@
         <w:t xml:space="preserve"> </w:t>
       </w:r>
       <w:r>
-        <w:t xml:space="preserve">(uçucu HTTP önbelleği değil),</w:t>
-      </w:r>
-      <w:r>
-        <w:t xml:space="preserve"> </w:t>
-      </w:r>
-      <w:r>
-        <w:rPr>
-          <w:b/>
-        </w:rPr>
-        <w:t xml:space="preserve">localStorage’da LRU indeks</w:t>
-      </w:r>
-      <w:r>
-        <w:t xml:space="preserve"> </w:t>
-      </w:r>
-      <w:r>
-        <w:t xml:space="preserve">(üst sınır 40). Her seferinde PDF.js’e</w:t>
-      </w:r>
-      <w:r>
-        <w:t xml:space="preserve"> </w:t>
-      </w:r>
-      <w:r>
-        <w:rPr>
-          <w:b/>
-        </w:rPr>
-        <w:t xml:space="preserve">taze</w:t>
+        <w:t xml:space="preserve">(geçici HTTP önbelleği değil),</w:t>
+      </w:r>
+      <w:r>
+        <w:t xml:space="preserve"> </w:t>
+      </w:r>
+      <w:r>
+        <w:rPr>
+          <w:b/>
+        </w:rPr>
+        <w:t xml:space="preserve">localStorage’da bir LRU indeksiyle</w:t>
+      </w:r>
+      <w:r>
+        <w:t xml:space="preserve"> </w:t>
+      </w:r>
+      <w:r>
+        <w:t xml:space="preserve">(üst sınır 40). PDF.js’e her seferinde</w:t>
+      </w:r>
+      <w:r>
+        <w:t xml:space="preserve"> </w:t>
+      </w:r>
+      <w:r>
+        <w:rPr>
+          <w:b/>
+        </w:rPr>
+        <w:t xml:space="preserve">yeni bir</w:t>
       </w:r>
       <w:r>
         <w:rPr>
@@ -6965,7 +6980,7 @@
         <w:t xml:space="preserve"> </w:t>
       </w:r>
       <w:r>
-        <w:t xml:space="preserve">verilir (aktarımda buffer’ları ayırır — doğru yapılması gereken ince bir hata).</w:t>
+        <w:t xml:space="preserve">verilir (aktarım sırasında buffer’ı devre dışı bıraktığı için — fark edilmesi zor bir hata).</w:t>
       </w:r>
     </w:p>
     <w:p>
@@ -6980,7 +6995,7 @@
         <w:rPr>
           <w:b/>
         </w:rPr>
-        <w:t xml:space="preserve">Sonraki iki kuyruk makalesini boştayken önceden çek</w:t>
+        <w:t xml:space="preserve">Sıradaki iki makaleyi tarayıcı boştayken önceden indir</w:t>
       </w:r>
       <w:r>
         <w:t xml:space="preserve"> </w:t>
@@ -7001,10 +7016,7 @@
         <w:t xml:space="preserve">”</w:t>
       </w:r>
       <w:r>
-        <w:t xml:space="preserve"> </w:t>
-      </w:r>
-      <w:r>
-        <w:t xml:space="preserve">anında açılır.</w:t>
+        <w:t xml:space="preserve">e basınca anında açılır.</w:t>
       </w:r>
     </w:p>
     <w:p>
@@ -7019,7 +7031,7 @@
         <w:rPr>
           <w:b/>
         </w:rPr>
-        <w:t xml:space="preserve">Çözülmüş kanıt konumları makale başına, yerel + uzak</w:t>
+        <w:t xml:space="preserve">Çözülmüş kanıt konumları makale başına hem yerelde hem uzakta önbelleğe alınır</w:t>
       </w:r>
       <w:r>
         <w:t xml:space="preserve"> </w:t>
@@ -7040,7 +7052,7 @@
         <w:t xml:space="preserve"> </w:t>
       </w:r>
       <w:r>
-        <w:t xml:space="preserve">incelenmiş bir makaleyi yeniden açtığında yer paylaşımları</w:t>
+        <w:t xml:space="preserve">daha önce incelenmiş bir makaleyi açtığında, overlay’ler</w:t>
       </w:r>
       <w:r>
         <w:t xml:space="preserve"> </w:t>
@@ -7055,7 +7067,7 @@
         <w:t xml:space="preserve"> </w:t>
       </w:r>
       <w:r>
-        <w:t xml:space="preserve">boyanır.</w:t>
+        <w:t xml:space="preserve">çizilir.</w:t>
       </w:r>
     </w:p>
     <w:p>
@@ -7609,16 +7621,16 @@
         <w:t xml:space="preserve"> </w:t>
       </w:r>
       <w:r>
-        <w:t xml:space="preserve">eşlenmesi gerekir; bağışlayıcı (yazım hatası, çoğul, kısmi ad) ama</w:t>
-      </w:r>
-      <w:r>
-        <w:t xml:space="preserve"> </w:t>
-      </w:r>
-      <w:r>
-        <w:rPr>
-          <w:b/>
-        </w:rPr>
-        <w:t xml:space="preserve">güvensiz aşırı-eşleşme olmadan</w:t>
+        <w:t xml:space="preserve">eşlenmesi gerekir; hoşgörülü biçimde (yazım hatası, çoğul, kısmi ad) ama</w:t>
+      </w:r>
+      <w:r>
+        <w:t xml:space="preserve"> </w:t>
+      </w:r>
+      <w:r>
+        <w:rPr>
+          <w:b/>
+        </w:rPr>
+        <w:t xml:space="preserve">tehlikeli aşırı eşleşmeler olmadan</w:t>
       </w:r>
       <w:r>
         <w:t xml:space="preserve">.</w:t>
@@ -7642,7 +7654,7 @@
         <w:rPr>
           <w:b/>
         </w:rPr>
-        <w:t xml:space="preserve">ağırlıklı puanlama sıralayıcısı</w:t>
+        <w:t xml:space="preserve">ağırlıklı puana göre sıralayan bir sistem</w:t>
       </w:r>
       <w:r>
         <w:t xml:space="preserve"> </w:t>
@@ -7657,7 +7669,7 @@
         <w:t xml:space="preserve">scoreFoodMatch</w:t>
       </w:r>
       <w:r>
-        <w:t xml:space="preserve">); token başına tam / kök / düzenleme-mesafesi.</w:t>
+        <w:t xml:space="preserve">); her token için tam / kök / düzenleme mesafesi eşleşmesi.</w:t>
       </w:r>
     </w:p>
     <w:p>
@@ -7672,7 +7684,7 @@
         <w:rPr>
           <w:b/>
         </w:rPr>
-        <w:t xml:space="preserve">Bütün-gıda ayrıştırması</w:t>
+        <w:t xml:space="preserve">Bütün gıdayı ayırt etme</w:t>
       </w:r>
       <w:r>
         <w:t xml:space="preserve"> </w:t>
@@ -7693,7 +7705,7 @@
         <w:t xml:space="preserve">”</w:t>
       </w:r>
       <w:r>
-        <w:t xml:space="preserve">, bebek-maması/restoran ve türetilmiş-önek sahte dostlarını cezalandırır; bütün-gıda ipuçlarını ödüllendirir → genel sorgular çiğ gıdayı öne çıkarır. Yararlı örtüşme yoksa sert ret.</w:t>
+        <w:t xml:space="preserve">, bebek maması/restoran girdilerini ve önekten türeyen yanıltıcı eşleşmeleri cezalandırır; bütün gıda ipuçlarını ödüllendirir → genel sorgular çiğ gıdayı öne çıkarır. Anlamlı bir örtüşme yoksa doğrudan reddedilir.</w:t>
       </w:r>
     </w:p>
     <w:p>
@@ -7705,31 +7717,31 @@
         <w:pStyle w:val="Compact"/>
       </w:pPr>
       <w:r>
-        <w:t xml:space="preserve">Katalog yüklenmeden</w:t>
-      </w:r>
-      <w:r>
-        <w:t xml:space="preserve"> </w:t>
-      </w:r>
-      <w:r>
-        <w:rPr>
-          <w:b/>
-        </w:rPr>
-        <w:t xml:space="preserve">iki-sorgulu Supabase stratejisi</w:t>
-      </w:r>
-      <w:r>
-        <w:t xml:space="preserve">; sonrasında</w:t>
-      </w:r>
-      <w:r>
-        <w:t xml:space="preserve"> </w:t>
-      </w:r>
-      <w:r>
-        <w:rPr>
-          <w:b/>
-        </w:rPr>
-        <w:t xml:space="preserve">yerel sıralama</w:t>
-      </w:r>
-      <w:r>
-        <w:t xml:space="preserve">. 250 ms geciktirme, tam klavye gezinme, özel-gıda girişi,</w:t>
+        <w:t xml:space="preserve">Katalog yüklenmeden önce</w:t>
+      </w:r>
+      <w:r>
+        <w:t xml:space="preserve"> </w:t>
+      </w:r>
+      <w:r>
+        <w:rPr>
+          <w:b/>
+        </w:rPr>
+        <w:t xml:space="preserve">iki sorgulu bir Supabase stratejisi</w:t>
+      </w:r>
+      <w:r>
+        <w:t xml:space="preserve">; yüklendikten sonra</w:t>
+      </w:r>
+      <w:r>
+        <w:t xml:space="preserve"> </w:t>
+      </w:r>
+      <w:r>
+        <w:rPr>
+          <w:b/>
+        </w:rPr>
+        <w:t xml:space="preserve">yerelde sıralama</w:t>
+      </w:r>
+      <w:r>
+        <w:t xml:space="preserve">. 250 ms debounce, tam klavye gezinmesi, özel gıda girişi,</w:t>
       </w:r>
       <w:r>
         <w:t xml:space="preserve"> </w:t>
@@ -7765,16 +7777,16 @@
         <w:t xml:space="preserve"> </w:t>
       </w:r>
       <w:r>
-        <w:t xml:space="preserve">düşük seviyeli bulanık ilkel (tokenizer / çekim / Levenshtein)</w:t>
-      </w:r>
-      <w:r>
-        <w:t xml:space="preserve"> </w:t>
-      </w:r>
-      <w:r>
-        <w:rPr>
-          <w:b/>
-        </w:rPr>
-        <w:t xml:space="preserve">Huan’ındır</w:t>
+        <w:t xml:space="preserve">düşük seviyeli bulanık eşleştirme bileşeni (tokenizer / çekim / Levenshtein)</w:t>
+      </w:r>
+      <w:r>
+        <w:t xml:space="preserve"> </w:t>
+      </w:r>
+      <w:r>
+        <w:rPr>
+          <w:b/>
+        </w:rPr>
+        <w:t xml:space="preserve">Huan’ın</w:t>
       </w:r>
       <w:r>
         <w:t xml:space="preserve">;</w:t>
@@ -7786,7 +7798,7 @@
         <w:rPr>
           <w:b/>
         </w:rPr>
-        <w:t xml:space="preserve">alana özel puanlayıcı, bütün-gıda ayrıştırması, veri-yükleme stratejisi ve UX benimdir.</w:t>
+        <w:t xml:space="preserve">alana özel puanlayıcı, bütün gıdayı ayırt etme, veri yükleme stratejisi ve kullanıcı deneyimi benim.</w:t>
       </w:r>
     </w:p>
     <w:p>
@@ -8060,16 +8072,16 @@
         <w:pStyle w:val="Compact"/>
       </w:pPr>
       <w:r>
-        <w:t xml:space="preserve">Tıklanabilir tablo besinlerinin getirisi:</w:t>
-      </w:r>
-      <w:r>
-        <w:t xml:space="preserve"> </w:t>
-      </w:r>
-      <w:r>
-        <w:rPr>
-          <w:b/>
-        </w:rPr>
-        <w:t xml:space="preserve">sayfadaki tıklama değeri doğrudan editöre düşürür</w:t>
+        <w:t xml:space="preserve">Tıklanabilir tablo besinlerinin getirisi şu:</w:t>
+      </w:r>
+      <w:r>
+        <w:t xml:space="preserve"> </w:t>
+      </w:r>
+      <w:r>
+        <w:rPr>
+          <w:b/>
+        </w:rPr>
+        <w:t xml:space="preserve">sayfadaki bir tıklama değeri doğrudan editöre ekler</w:t>
       </w:r>
       <w:r>
         <w:t xml:space="preserve">.</w:t>
@@ -8106,13 +8118,13 @@
         <w:rPr>
           <w:b/>
         </w:rPr>
-        <w:t xml:space="preserve">görünüm-alanına duyarlı</w:t>
-      </w:r>
-      <w:r>
-        <w:t xml:space="preserve"> </w:t>
-      </w:r>
-      <w:r>
-        <w:t xml:space="preserve">konumlanır — çapanın altında, ekrana sıkıştırılmış, yer yoksa üste çevrilmiş; değer girişine odaklanır; Escape / dışına-tıklamada kapanır.</w:t>
+        <w:t xml:space="preserve">ekran alanına duyarlı</w:t>
+      </w:r>
+      <w:r>
+        <w:t xml:space="preserve"> </w:t>
+      </w:r>
+      <w:r>
+        <w:t xml:space="preserve">biçimde konumlanır — tıklanan yerin altında, ekran içinde kalacak şekilde, yer yoksa yukarı çevrilir; değer girişine odaklanır; Escape ya da dışına tıklamada kapanır.</w:t>
       </w:r>
     </w:p>
     <w:p>
@@ -8133,7 +8145,7 @@
         <w:t xml:space="preserve"> </w:t>
       </w:r>
       <w:r>
-        <w:t xml:space="preserve">(tekilleştirilmiş) bir besin satırı yayar.</w:t>
+        <w:t xml:space="preserve">(tekilleştirilmiş) bir besin satırı oluşturur.</w:t>
       </w:r>
       <w:r>
         <w:t xml:space="preserve"> </w:t>
@@ -8146,10 +8158,7 @@
         <w:t xml:space="preserve">FoodItemForm</w:t>
       </w:r>
       <w:r>
-        <w:t xml:space="preserve"> </w:t>
-      </w:r>
-      <w:r>
-        <w:t xml:space="preserve">gıda otomatik tamamlama + dinamik besin satırlarını tek gıda kartında birleştirir.</w:t>
+        <w:t xml:space="preserve">, gıda otomatik tamamlamayı + dinamik besin satırlarını tek bir gıda kartında birleştirir.</w:t>
       </w:r>
     </w:p>
     <w:p>
@@ -8541,19 +8550,19 @@
         <w:rPr>
           <w:b/>
         </w:rPr>
-        <w:t xml:space="preserve">düzenlenebilir İnceleyici Nihai Yükü</w:t>
-      </w:r>
-      <w:r>
-        <w:t xml:space="preserve">, bir karar (Kullanılabilir / Kullanılamaz) ve notla. Onaylayıcılara kapılı; diğerlerine</w:t>
-      </w:r>
-      <w:r>
-        <w:t xml:space="preserve"> </w:t>
-      </w:r>
-      <w:r>
-        <w:rPr>
-          <w:b/>
-        </w:rPr>
-        <w:t xml:space="preserve">salt-okunur önizleme</w:t>
+        <w:t xml:space="preserve">düzenlenebilir İnceleyici Nihai Payload’ı</w:t>
+      </w:r>
+      <w:r>
+        <w:t xml:space="preserve">, bir karar (Kullanılabilir / Kullanılamaz) ve bir notla. Yalnızca onaylayıcılara açık; diğerlerine</w:t>
+      </w:r>
+      <w:r>
+        <w:t xml:space="preserve"> </w:t>
+      </w:r>
+      <w:r>
+        <w:rPr>
+          <w:b/>
+        </w:rPr>
+        <w:t xml:space="preserve">salt okunur önizleme</w:t>
       </w:r>
       <w:r>
         <w:t xml:space="preserve">.</w:t>
@@ -8577,7 +8586,7 @@
         <w:t xml:space="preserve"> </w:t>
       </w:r>
       <w:r>
-        <w:t xml:space="preserve">— etiketleyici performansı, değiştirilemez gönderi/onay kayıtlarından</w:t>
+        <w:t xml:space="preserve">— etiketleyici performansı, değiştirilemeyen gönderi/onay kayıtlarından</w:t>
       </w:r>
       <w:r>
         <w:t xml:space="preserve"> </w:t>
@@ -8607,7 +8616,7 @@
         <w:t xml:space="preserve"> </w:t>
       </w:r>
       <w:r>
-        <w:t xml:space="preserve">/ Geçersizleşen, artı gönderi başına</w:t>
+        <w:t xml:space="preserve">/ Geçersiz kılınan, artı gönderi başına bir</w:t>
       </w:r>
       <w:r>
         <w:t xml:space="preserve"> </w:t>
@@ -8649,7 +8658,7 @@
         <w:rPr>
           <w:b/>
         </w:rPr>
-        <w:t xml:space="preserve">İzinler her görünümde farklı</w:t>
+        <w:t xml:space="preserve">İzinler her ekranda farklı</w:t>
       </w:r>
       <w:r>
         <w:t xml:space="preserve"> </w:t>
@@ -9005,7 +9014,7 @@
         <w:t xml:space="preserve"> </w:t>
       </w:r>
       <w:r>
-        <w:t xml:space="preserve">paneli: güven, kabul/giriş satır, red-nedeni rozetleri, normalize JSON).</w:t>
+        <w:t xml:space="preserve">paneli: güven, kabul/giriş satır sayısı, ret nedeni rozetleri, normalize edilmiş JSON).</w:t>
       </w:r>
       <w:r>
         <w:t xml:space="preserve"> </w:t>
@@ -9020,7 +9029,7 @@
         <w:t xml:space="preserve"> </w:t>
       </w:r>
       <w:r>
-        <w:t xml:space="preserve">huni çubuklarından küçük kesit.</w:t>
+        <w:t xml:space="preserve">huni çubuklarından küçük bir kesit.</w:t>
       </w:r>
       <w:r>
         <w:t xml:space="preserve"> </w:t>
@@ -9038,7 +9047,7 @@
         <w:t xml:space="preserve">“</w:t>
       </w:r>
       <w:r>
-        <w:t xml:space="preserve">Normalizasyon özetini gösteririz — kasıtlı olarak modelin ham muhakemesini değil.</w:t>
+        <w:t xml:space="preserve">Normalizasyon özetini gösteririz — bilinçli olarak modelin ham akıl yürütmesini değil.</w:t>
       </w:r>
       <w:r>
         <w:t xml:space="preserve">”</w:t>
@@ -9077,7 +9086,7 @@
         <w:t xml:space="preserve"> </w:t>
       </w:r>
       <w:r>
-        <w:t xml:space="preserve">· Gönderiler · Onay · Nihai Sonuç, genişletilebilir</w:t>
+        <w:t xml:space="preserve">· Gönderiler · Onay · Nihai Sonuç; genişletilebilir bir</w:t>
       </w:r>
       <w:r>
         <w:t xml:space="preserve"> </w:t>
@@ -9098,13 +9107,13 @@
         <w:rPr>
           <w:b/>
         </w:rPr>
-        <w:t xml:space="preserve">red-nedeni histogramı</w:t>
-      </w:r>
-      <w:r>
-        <w:t xml:space="preserve"> </w:t>
-      </w:r>
-      <w:r>
-        <w:t xml:space="preserve">ve normalize JSON — yani</w:t>
+        <w:t xml:space="preserve">ret nedeni histogramı</w:t>
+      </w:r>
+      <w:r>
+        <w:t xml:space="preserve"> </w:t>
+      </w:r>
+      <w:r>
+        <w:t xml:space="preserve">ve normalize edilmiş JSON — yani</w:t>
       </w:r>
       <w:r>
         <w:t xml:space="preserve"> </w:t>
@@ -9125,13 +9134,13 @@
         <w:rPr>
           <w:b/>
         </w:rPr>
-        <w:t xml:space="preserve">kasıtlı olarak</w:t>
-      </w:r>
-      <w:r>
-        <w:t xml:space="preserve"> </w:t>
-      </w:r>
-      <w:r>
-        <w:t xml:space="preserve">modelin ham muhakemesi değil.</w:t>
+        <w:t xml:space="preserve">bilinçli olarak</w:t>
+      </w:r>
+      <w:r>
+        <w:t xml:space="preserve"> </w:t>
+      </w:r>
+      <w:r>
+        <w:t xml:space="preserve">modelin ham akıl yürütmesi değil.</w:t>
       </w:r>
     </w:p>
     <w:p>
@@ -9152,22 +9161,7 @@
         <w:t xml:space="preserve"> </w:t>
       </w:r>
       <w:r>
-        <w:t xml:space="preserve">— huni (arama → filtre → yükleme → küçük / orta / güçlü → insan)</w:t>
-      </w:r>
-      <w:r>
-        <w:t xml:space="preserve"> </w:t>
-      </w:r>
-      <w:r>
-        <w:rPr>
-          <w:b/>
-        </w:rPr>
-        <w:t xml:space="preserve">korunan / düşen</w:t>
-      </w:r>
-      <w:r>
-        <w:t xml:space="preserve"> </w:t>
-      </w:r>
-      <w:r>
-        <w:t xml:space="preserve">sayılarıyla çubuklar hâlinde, artı canlı</w:t>
+        <w:t xml:space="preserve">— huni (arama → filtre → yükleme → küçük / orta / güçlü → insan), korunan / düşen sayılarıyla çubuklar hâlinde, artı canlı bir</w:t>
       </w:r>
       <w:r>
         <w:t xml:space="preserve"> </w:t>
@@ -9194,7 +9188,7 @@
         <w:t xml:space="preserve"> </w:t>
       </w:r>
       <w:r>
-        <w:t xml:space="preserve">ızgarası (bekleyen, çalışan, etiketçiye hazır, onay bekleyen, YZ başarısız).</w:t>
+        <w:t xml:space="preserve">ızgarası (bekleyen, çalışan, etiketleyiciye hazır, onay bekleyen, YZ başarısız).</w:t>
       </w:r>
     </w:p>
     <w:p>
@@ -9215,7 +9209,7 @@
         <w:rPr>
           <w:b/>
         </w:rPr>
-        <w:t xml:space="preserve">tek devasa dosyadan sekiz odaklı görünüme ayrıştırıldı</w:t>
+        <w:t xml:space="preserve">tek devasa bir dosyadan, sekiz ayrı ve odaklı ekrana ayrıldı</w:t>
       </w:r>
       <w:r>
         <w:t xml:space="preserve">; metrikler</w:t>
@@ -9227,13 +9221,13 @@
         <w:rPr>
           <w:b/>
         </w:rPr>
-        <w:t xml:space="preserve">eski-veri tamamlamasından</w:t>
-      </w:r>
-      <w:r>
-        <w:t xml:space="preserve"> </w:t>
-      </w:r>
-      <w:r>
-        <w:t xml:space="preserve">sağ çıkar, hiçbir aşama yanlışlıkla sıfır okumaz.</w:t>
+        <w:t xml:space="preserve">eski verinin geriye dönük tamamlanmasıyla</w:t>
+      </w:r>
+      <w:r>
+        <w:t xml:space="preserve"> </w:t>
+      </w:r>
+      <w:r>
+        <w:t xml:space="preserve">doğru kalır, hiçbir aşama yanlışlıkla sıfır görünmez.</w:t>
       </w:r>
     </w:p>
     <w:p>
@@ -9679,7 +9673,7 @@
         <w:t xml:space="preserve">“</w:t>
       </w:r>
       <w:r>
-        <w:t xml:space="preserve">Oturum → giriş → uygulama, parıltısız biçimde OS’a göre temalı.</w:t>
+        <w:t xml:space="preserve">Oturum → giriş → uygulama; OS temasına göre, ekranda titreme olmadan.</w:t>
       </w:r>
       <w:r>
         <w:t xml:space="preserve">”</w:t>
@@ -9713,7 +9707,7 @@
         <w:rPr>
           <w:b/>
         </w:rPr>
-        <w:t xml:space="preserve">parola-sıfırlama</w:t>
+        <w:t xml:space="preserve">parola sıfırlama</w:t>
       </w:r>
       <w:r>
         <w:t xml:space="preserve"> </w:t>
@@ -9734,7 +9728,7 @@
         <w:t xml:space="preserve"> </w:t>
       </w:r>
       <w:r>
-        <w:t xml:space="preserve">/ etiketleyiciye yönlendirir.</w:t>
+        <w:t xml:space="preserve">/ etiketleyici ekranına yönlendirir.</w:t>
       </w:r>
     </w:p>
     <w:p>
@@ -9805,7 +9799,7 @@
         <w:t xml:space="preserve"> </w:t>
       </w:r>
       <w:r>
-        <w:t xml:space="preserve">— OS temasının üstüne geçersiz-kılma çözer,</w:t>
+        <w:t xml:space="preserve">— OS temasının üstüne bir geçersiz kılma (override) uygular,</w:t>
       </w:r>
       <w:r>
         <w:t xml:space="preserve"> </w:t>
@@ -9826,13 +9820,13 @@
         <w:rPr>
           <w:b/>
         </w:rPr>
-        <w:t xml:space="preserve">yanlış-tema-parıltısı olmadan</w:t>
-      </w:r>
-      <w:r>
-        <w:t xml:space="preserve"> </w:t>
-      </w:r>
-      <w:r>
-        <w:t xml:space="preserve">yazar ve geçersiz-kılmayı yalnızca sistemden farklıysa kalıcılaştırır (varsayılan olarak OS’u izler).</w:t>
+        <w:t xml:space="preserve">yanlış temanın bir an görünmesine yol açmadan</w:t>
+      </w:r>
+      <w:r>
+        <w:t xml:space="preserve"> </w:t>
+      </w:r>
+      <w:r>
+        <w:t xml:space="preserve">uygular ve override’ı yalnızca sistemden farklıysa kalıcı yapar (varsayılan olarak OS’u izler).</w:t>
       </w:r>
     </w:p>
     <w:p>
@@ -9853,7 +9847,7 @@
         <w:t xml:space="preserve"> </w:t>
       </w:r>
       <w:r>
-        <w:t xml:space="preserve">kabuk ve giriş akışı benimdir; sonraki tema</w:t>
+        <w:t xml:space="preserve">uygulama kabuğu ve giriş akışı benim; sonradan eklenen tema</w:t>
       </w:r>
       <w:r>
         <w:t xml:space="preserve"> </w:t>
@@ -9868,7 +9862,7 @@
         <w:t xml:space="preserve"> </w:t>
       </w:r>
       <w:r>
-        <w:t xml:space="preserve">ve parola-sıfırlama</w:t>
+        <w:t xml:space="preserve">ve parola sıfırlama</w:t>
       </w:r>
       <w:r>
         <w:t xml:space="preserve"> </w:t>
@@ -9892,7 +9886,7 @@
         <w:rPr>
           <w:b/>
         </w:rPr>
-        <w:t xml:space="preserve">Huan’ındı</w:t>
+        <w:t xml:space="preserve">Huan’a ait</w:t>
       </w:r>
       <w:r>
         <w:t xml:space="preserve">.</w:t>
@@ -10356,7 +10350,7 @@
         <w:t xml:space="preserve">“</w:t>
       </w:r>
       <w:r>
-        <w:t xml:space="preserve">Vercel’de yayında. Tamamen istemci tarafında. Önce-kesinlik.</w:t>
+        <w:t xml:space="preserve">Vercel’de yayında. Tamamen istemci tarafında. Önce kesinlik.</w:t>
       </w:r>
       <w:r>
         <w:t xml:space="preserve">”</w:t>
@@ -10392,10 +10386,7 @@
         <w:t xml:space="preserve">10.334</w:t>
       </w:r>
       <w:r>
-        <w:t xml:space="preserve"> </w:t>
-      </w:r>
-      <w:r>
-        <w:t xml:space="preserve">ana dosyalarda; en zor davranışı kilitleyen</w:t>
+        <w:t xml:space="preserve">’ü ana dosyalarda; en kritik davranışı sabitleyen</w:t>
       </w:r>
       <w:r>
         <w:t xml:space="preserve"> </w:t>
@@ -10437,13 +10428,13 @@
         <w:rPr>
           <w:i/>
         </w:rPr>
-        <w:t xml:space="preserve">tarayıcıda</w:t>
-      </w:r>
-      <w:r>
-        <w:t xml:space="preserve"> </w:t>
-      </w:r>
-      <w:r>
-        <w:t xml:space="preserve">belge yerleşim analizi — sütun saptama, uyarlanır tablo sınıflandırıcı, başlık-çapalı büyütme, MAD kırpma, yalan sayfa numarasından sağ çıkan 3-kademeli eşleştirici, union-find tekilleştirme —</w:t>
+        <w:t xml:space="preserve">tarayıcıda çalışan</w:t>
+      </w:r>
+      <w:r>
+        <w:t xml:space="preserve"> </w:t>
+      </w:r>
+      <w:r>
+        <w:t xml:space="preserve">bir belge yerleşim analizi — sütun saptama, uyarlanır bir tablo sınıflandırıcı, başlığa dayalı büyütme, MAD ile kırpma, yanıltıcı bir sayfa numarasından sağ çıkan 3 kademeli eşleştirici, union-find ile tekilleştirme — hepsi</w:t>
       </w:r>
       <w:r>
         <w:t xml:space="preserve"> </w:t>
@@ -10506,16 +10497,16 @@
         <w:t xml:space="preserve"> </w:t>
       </w:r>
       <w:r>
-        <w:t xml:space="preserve">(sunucu turu yok),</w:t>
-      </w:r>
-      <w:r>
-        <w:t xml:space="preserve"> </w:t>
-      </w:r>
-      <w:r>
-        <w:rPr>
-          <w:b/>
-        </w:rPr>
-        <w:t xml:space="preserve">keyfi yayıncı PDF’leri</w:t>
+        <w:t xml:space="preserve">(sunucuya gidip gelmeden),</w:t>
+      </w:r>
+      <w:r>
+        <w:t xml:space="preserve"> </w:t>
+      </w:r>
+      <w:r>
+        <w:rPr>
+          <w:b/>
+        </w:rPr>
+        <w:t xml:space="preserve">her türlü yayıncı PDF’i</w:t>
       </w:r>
       <w:r>
         <w:t xml:space="preserve"> </w:t>
@@ -10530,7 +10521,7 @@
         <w:rPr>
           <w:b/>
         </w:rPr>
-        <w:t xml:space="preserve">ücretsiz-katman bütçesi</w:t>
+        <w:t xml:space="preserve">ücretsiz katman bütçesi</w:t>
       </w:r>
       <w:r>
         <w:t xml:space="preserve"> </w:t>
@@ -10545,13 +10536,13 @@
         <w:rPr>
           <w:b/>
         </w:rPr>
-        <w:t xml:space="preserve">önce-kesinlik</w:t>
-      </w:r>
-      <w:r>
-        <w:t xml:space="preserve"> </w:t>
-      </w:r>
-      <w:r>
-        <w:t xml:space="preserve">ilkelidir — yanlış bir şeyi vurgulamaktansa hiçbir şeyi vurgulamaz, çünkü bir etiketteki yanlış sayı, hiç sayı olmamasından kötüdür.</w:t>
+        <w:t xml:space="preserve">önce kesinlik</w:t>
+      </w:r>
+      <w:r>
+        <w:t xml:space="preserve"> </w:t>
+      </w:r>
+      <w:r>
+        <w:t xml:space="preserve">ilkesini benimser — yanlış bir şeyi vurgulamaktansa hiçbir şeyi vurgulamaz, çünkü bir etiketteki yanlış bir sayı, hiç sayı olmamasından daha kötüdür.</w:t>
       </w:r>
     </w:p>
     <w:p>
@@ -10566,7 +10557,7 @@
         <w:rPr>
           <w:b/>
         </w:rPr>
-        <w:t xml:space="preserve">İşin birimini</w:t>
+        <w:t xml:space="preserve">Yapılan işi</w:t>
       </w:r>
       <w:r>
         <w:rPr>
@@ -10584,7 +10575,7 @@
         <w:rPr>
           <w:b/>
         </w:rPr>
-        <w:t xml:space="preserve">makale kopyalamak</w:t>
+        <w:t xml:space="preserve">makaleyi kopyalamak</w:t>
       </w:r>
       <w:r>
         <w:rPr>
@@ -10614,7 +10605,7 @@
         <w:rPr>
           <w:b/>
         </w:rPr>
-        <w:t xml:space="preserve">taslak doğrulamak</w:t>
+        <w:t xml:space="preserve">taslağı doğrulamak</w:t>
       </w:r>
       <w:r>
         <w:rPr>
@@ -10626,13 +10617,13 @@
         <w:rPr>
           <w:b/>
         </w:rPr>
-        <w:t xml:space="preserve">a çevirir — ve her doğrulamayı hem izlenebilir hem de yapay zekânın öğrendiği bir ders yapar.</w:t>
-      </w:r>
-      <w:r>
-        <w:t xml:space="preserve"> </w:t>
-      </w:r>
-      <w:r>
-        <w:t xml:space="preserve">OpenNutri’nin, manuel derlemenin asla yapamadığını ölçekte yapmasını sağlayan budur.</w:t>
+        <w:t xml:space="preserve">a dönüştürür — ve her doğrulamayı hem izlenebilir hem de yapay zekânın öğrendiği bir ders hâline getirir.</w:t>
+      </w:r>
+      <w:r>
+        <w:t xml:space="preserve"> </w:t>
+      </w:r>
+      <w:r>
+        <w:t xml:space="preserve">OpenNutri’nin, elle derlemenin asla başaramayacağı ölçeği yakalamasını sağlayan da bu.</w:t>
       </w:r>
     </w:p>
     <w:sectPr/>
